--- a/Tuần 3/PhieuBCHT_Nhom12.docx
+++ b/Tuần 3/PhieuBCHT_Nhom12.docx
@@ -15,36 +15,13 @@
           <w:b/>
           <w:sz w:val="32"/>
         </w:rPr>
-        <w:t>BÁO CÁO HỌC TẬP CÁ NHÂN</w:t>
-      </w:r>
-      <w:r>
-        <w:rPr>
-          <w:b/>
-          <w:sz w:val="32"/>
-        </w:rPr>
-        <w:t>/</w:t>
-      </w:r>
-      <w:r>
-        <w:rPr>
-          <w:b/>
-          <w:sz w:val="32"/>
-        </w:rPr>
-        <w:t xml:space="preserve"> NHÓM</w:t>
+        <w:t>BÁO CÁO HỌC TẬP CÁ NHÂN/ NHÓM</w:t>
       </w:r>
     </w:p>
     <w:p/>
     <w:p>
       <w:r>
-        <w:t>Tên lớp:</w:t>
-      </w:r>
-      <w:r>
-        <w:t xml:space="preserve"> 2025IT6070003</w:t>
-      </w:r>
-      <w:r>
-        <w:t xml:space="preserve"> Khóa:</w:t>
-      </w:r>
-      <w:r>
-        <w:t>18</w:t>
+        <w:t>Tên lớp: 2025IT6070003 Khóa:18</w:t>
       </w:r>
     </w:p>
     <w:p>
@@ -67,6 +44,7 @@
       <w:r>
         <w:t xml:space="preserve">Tên chủ đề: </w:t>
       </w:r>
+      <w:bookmarkStart w:id="0" w:name="_Hlk231374458"/>
       <w:r>
         <w:t>Nghiên cứu, xây dụng mô hình mạng an toàn cho Công ty CP kỹ thuật và dịch vụ Trung Anh.</w:t>
       </w:r>
@@ -93,6 +71,7 @@
             <w:tcW w:w="846" w:type="dxa"/>
             <w:vAlign w:val="center"/>
           </w:tcPr>
+          <w:bookmarkEnd w:id="0"/>
           <w:p>
             <w:pPr>
               <w:jc w:val="center"/>
@@ -187,15 +166,7 @@
               <w:t xml:space="preserve">Kiến nghị với giảng viên hướng dẫn </w:t>
             </w:r>
             <w:r>
-              <w:t xml:space="preserve">(nêu những khó khăn, hỗ trợ từ phía giảng </w:t>
-            </w:r>
-            <w:proofErr w:type="gramStart"/>
-            <w:r>
-              <w:t>viên,…</w:t>
-            </w:r>
-            <w:proofErr w:type="gramEnd"/>
-            <w:r>
-              <w:t xml:space="preserve"> nếu cần)</w:t>
+              <w:t>(nêu những khó khăn, hỗ trợ từ phía giảng viên,… nếu cần)</w:t>
             </w:r>
           </w:p>
         </w:tc>
@@ -262,18 +233,12 @@
               <w:t xml:space="preserve">- </w:t>
             </w:r>
             <w:r>
-              <w:t xml:space="preserve">Xác định mục tiêu, phạm vi nghiên cứu (Mục 1.3.2, 1.3.3) và lập kế hoạch </w:t>
-            </w:r>
-            <w:proofErr w:type="gramStart"/>
-            <w:r>
-              <w:t>nhóm.</w:t>
-            </w:r>
-            <w:r>
-              <w:t>(</w:t>
-            </w:r>
-            <w:proofErr w:type="gramEnd"/>
-            <w:r>
-              <w:t xml:space="preserve"> Phan Trường Giang).</w:t>
+              <w:t>Xác định mục tiêu, phạm vi nghiên cứu (Mục 1.3.2, 1.3.3) và lập kế hoạch nhóm.</w:t>
+            </w:r>
+          </w:p>
+          <w:p>
+            <w:r>
+              <w:t>(Phan Trường Giang).</w:t>
             </w:r>
           </w:p>
           <w:p>
@@ -281,26 +246,51 @@
               <w:t xml:space="preserve">- </w:t>
             </w:r>
             <w:r>
-              <w:t xml:space="preserve">Tìm kiếm tài liệu tiếng Việt/Anh về </w:t>
-            </w:r>
-            <w:proofErr w:type="gramStart"/>
-            <w:r>
-              <w:t>An</w:t>
-            </w:r>
-            <w:proofErr w:type="gramEnd"/>
-            <w:r>
-              <w:t xml:space="preserve"> ninh mạng và chuẩn X.800.</w:t>
-            </w:r>
-            <w:r>
-              <w:t xml:space="preserve"> </w:t>
-            </w:r>
-            <w:proofErr w:type="gramStart"/>
-            <w:r>
-              <w:t>( Đỗ</w:t>
-            </w:r>
-            <w:proofErr w:type="gramEnd"/>
-            <w:r>
-              <w:t xml:space="preserve"> Đức Anh, Văn Chí Hùng)</w:t>
+              <w:t>Tìm kiếm tài liệu tiếng Việt/Anh về An ninh mạng và chuẩn X.800.</w:t>
+            </w:r>
+            <w:r>
+              <w:t xml:space="preserve"> (Đỗ Đức Anh, Văn Chí Hùng).</w:t>
+            </w:r>
+          </w:p>
+          <w:p>
+            <w:r>
+              <w:t xml:space="preserve">- </w:t>
+            </w:r>
+            <w:r>
+              <w:t>Tìm hiểu các thuật toán hoặc công cụ mô phỏng dự kiến sẽ sử dụng</w:t>
+            </w:r>
+            <w:r>
+              <w:t xml:space="preserve"> (Đặng Minh Thịnh).</w:t>
+            </w:r>
+          </w:p>
+          <w:p>
+            <w:r>
+              <w:t xml:space="preserve">- </w:t>
+            </w:r>
+            <w:r>
+              <w:t>Tìm kiếm các nguồn tài liệu về biện pháp bảo vệ hệ thống hiện nay</w:t>
+            </w:r>
+            <w:r>
+              <w:t xml:space="preserve"> (Phạm Quang Trung).</w:t>
+            </w:r>
+          </w:p>
+        </w:tc>
+        <w:tc>
+          <w:tcPr>
+            <w:tcW w:w="2835" w:type="dxa"/>
+          </w:tcPr>
+          <w:p>
+            <w:r>
+              <w:t xml:space="preserve">- </w:t>
+            </w:r>
+            <w:r>
+              <w:t xml:space="preserve">Bản kế hoạch triển khai dự án; Danh mục ít nhất </w:t>
+            </w:r>
+            <w:r>
+              <w:t>5</w:t>
+            </w:r>
+            <w:r>
+              <w:t xml:space="preserve"> tài liệu tham khảo chất lượng</w:t>
             </w:r>
             <w:r>
               <w:t>.</w:t>
@@ -308,64 +298,7 @@
           </w:p>
           <w:p>
             <w:r>
-              <w:t xml:space="preserve">- </w:t>
-            </w:r>
-            <w:r>
-              <w:t xml:space="preserve">Tìm hiểu các thuật toán hoặc công cụ mô phỏng dự kiến sẽ sử </w:t>
-            </w:r>
-            <w:proofErr w:type="gramStart"/>
-            <w:r>
-              <w:t>dụng</w:t>
-            </w:r>
-            <w:r>
-              <w:t>( Đặng</w:t>
-            </w:r>
-            <w:proofErr w:type="gramEnd"/>
-            <w:r>
-              <w:t xml:space="preserve"> Minh Thịnh)</w:t>
-            </w:r>
-            <w:r>
-              <w:t>.</w:t>
-            </w:r>
-          </w:p>
-          <w:p>
-            <w:r>
-              <w:t xml:space="preserve">- </w:t>
-            </w:r>
-            <w:r>
-              <w:t xml:space="preserve">Tìm kiếm các nguồn tài liệu về biện pháp bảo vệ hệ thống hiện </w:t>
-            </w:r>
-            <w:proofErr w:type="gramStart"/>
-            <w:r>
-              <w:t>nay</w:t>
-            </w:r>
-            <w:r>
-              <w:t>( Phạm</w:t>
-            </w:r>
-            <w:proofErr w:type="gramEnd"/>
-            <w:r>
-              <w:t xml:space="preserve"> Quang Trung).</w:t>
-            </w:r>
-          </w:p>
-          <w:p/>
-          <w:p/>
-        </w:tc>
-        <w:tc>
-          <w:tcPr>
-            <w:tcW w:w="2835" w:type="dxa"/>
-          </w:tcPr>
-          <w:p>
-            <w:r>
-              <w:t xml:space="preserve">Bản kế hoạch triển khai dự án; Danh mục ít nhất </w:t>
-            </w:r>
-            <w:r>
-              <w:t>5</w:t>
-            </w:r>
-            <w:r>
-              <w:t xml:space="preserve"> tài liệu tham khảo chất lượng</w:t>
-            </w:r>
-            <w:r>
-              <w:t>.</w:t>
+              <w:t>- Hoàn thành 100%</w:t>
             </w:r>
           </w:p>
         </w:tc>
@@ -386,32 +319,32 @@
               <w:jc w:val="center"/>
             </w:pPr>
             <w:r>
+              <w:t>2</w:t>
+            </w:r>
+          </w:p>
+        </w:tc>
+        <w:tc>
+          <w:tcPr>
+            <w:tcW w:w="2551" w:type="dxa"/>
+          </w:tcPr>
+          <w:p>
+            <w:r>
+              <w:t>Đỗ Đức Anh</w:t>
+            </w:r>
+          </w:p>
+          <w:p>
+            <w:r>
+              <w:t>Phan Trường Giang</w:t>
+            </w:r>
+          </w:p>
+          <w:p>
+            <w:r>
+              <w:t>Văn Chí Hùng</w:t>
+            </w:r>
+          </w:p>
+          <w:p>
+            <w:r>
               <w:lastRenderedPageBreak/>
-              <w:t>2</w:t>
-            </w:r>
-          </w:p>
-        </w:tc>
-        <w:tc>
-          <w:tcPr>
-            <w:tcW w:w="2551" w:type="dxa"/>
-          </w:tcPr>
-          <w:p>
-            <w:r>
-              <w:t>Đỗ Đức Anh</w:t>
-            </w:r>
-          </w:p>
-          <w:p>
-            <w:r>
-              <w:t>Phan Trường Giang</w:t>
-            </w:r>
-          </w:p>
-          <w:p>
-            <w:r>
-              <w:t>Văn Chí Hùng</w:t>
-            </w:r>
-          </w:p>
-          <w:p>
-            <w:r>
               <w:t>Đặng Minh Thịnh</w:t>
             </w:r>
           </w:p>
@@ -427,38 +360,26 @@
           </w:tcPr>
           <w:p>
             <w:r>
+              <w:lastRenderedPageBreak/>
               <w:t xml:space="preserve">- </w:t>
             </w:r>
             <w:r>
               <w:t>Viết Lý do chọn đề tài (Mục 1.3.1)</w:t>
             </w:r>
             <w:r>
-              <w:t xml:space="preserve"> </w:t>
-            </w:r>
-            <w:proofErr w:type="gramStart"/>
-            <w:r>
-              <w:t>( Phan</w:t>
-            </w:r>
-            <w:proofErr w:type="gramEnd"/>
-            <w:r>
-              <w:t xml:space="preserve"> Trường Giang).</w:t>
-            </w:r>
-          </w:p>
-          <w:p>
-            <w:r>
+              <w:t xml:space="preserve"> (Phan Trường Giang).</w:t>
+            </w:r>
+          </w:p>
+          <w:p>
+            <w:r>
+              <w:lastRenderedPageBreak/>
               <w:t xml:space="preserve">- </w:t>
             </w:r>
             <w:r>
               <w:t>Viết nội dung Mục 1.1.1, 1.1.2, 1.1.3 (Khái niệm, nguyên tắc, mục tiêu)</w:t>
             </w:r>
             <w:r>
-              <w:t xml:space="preserve"> (</w:t>
-            </w:r>
-            <w:r>
-              <w:t>Đặng Minh Thịnh</w:t>
-            </w:r>
-            <w:r>
-              <w:t>).</w:t>
+              <w:t xml:space="preserve"> (Đặng Minh Thịnh).</w:t>
             </w:r>
           </w:p>
           <w:p>
@@ -480,13 +401,7 @@
               <w:t>Bắt đầu phác thảo sơ đồ hoạt động của chương trình demo/mô phỏng</w:t>
             </w:r>
             <w:r>
-              <w:t xml:space="preserve"> (</w:t>
-            </w:r>
-            <w:r>
-              <w:t>Đỗ Đức Anh</w:t>
-            </w:r>
-            <w:r>
-              <w:t>).</w:t>
+              <w:t xml:space="preserve"> (Đỗ Đức Anh).</w:t>
             </w:r>
           </w:p>
           <w:p>
@@ -497,15 +412,7 @@
               <w:t>Tổng hợp các tài liệu tham khảo theo đúng định dạng (Mục IV.1)</w:t>
             </w:r>
             <w:r>
-              <w:t xml:space="preserve"> </w:t>
-            </w:r>
-            <w:proofErr w:type="gramStart"/>
-            <w:r>
-              <w:t>( Phạm</w:t>
-            </w:r>
-            <w:proofErr w:type="gramEnd"/>
-            <w:r>
-              <w:t xml:space="preserve"> Quang Trung).</w:t>
+              <w:t xml:space="preserve"> ( Phạm Quang Trung).</w:t>
             </w:r>
           </w:p>
         </w:tc>
@@ -515,7 +422,14 @@
           </w:tcPr>
           <w:p>
             <w:r>
-              <w:t>Đã tìm hiểu được nội dung Chương I của báo cáo.</w:t>
+              <w:lastRenderedPageBreak/>
+              <w:t>- Đã tìm hiểu được nội dung Chương I của báo cáo.</w:t>
+            </w:r>
+          </w:p>
+          <w:p>
+            <w:r>
+              <w:lastRenderedPageBreak/>
+              <w:t>- Hoàn thành 100%</w:t>
             </w:r>
           </w:p>
         </w:tc>
@@ -581,10 +495,7 @@
           </w:p>
           <w:p>
             <w:r>
-              <w:t xml:space="preserve">- </w:t>
-            </w:r>
-            <w:r>
-              <w:t>Tìm hiểu nội dung về các mô hình mạng an toàn sử dụng trong doanh nghiệp (Đặng Minh Thịnh)</w:t>
+              <w:t>- Tìm hiểu nội dung về các mô hình mạng an toàn sử dụng trong doanh nghiệp (Đặng Minh Thịnh)</w:t>
             </w:r>
           </w:p>
           <w:p>
@@ -599,13 +510,12 @@
           </w:tcPr>
           <w:p>
             <w:r>
-              <w:t>Đã tìm hiểu được nội dung Chương I</w:t>
-            </w:r>
-            <w:r>
-              <w:t>I</w:t>
-            </w:r>
-            <w:r>
-              <w:t xml:space="preserve"> của báo cáo.</w:t>
+              <w:t>- Đã tìm hiểu được nội dung Chương II của báo cáo.</w:t>
+            </w:r>
+          </w:p>
+          <w:p>
+            <w:r>
+              <w:t>- Hoàn thành 100%</w:t>
             </w:r>
           </w:p>
         </w:tc>
@@ -666,41 +576,17 @@
           </w:tcPr>
           <w:p>
             <w:r>
-              <w:t xml:space="preserve">- </w:t>
-            </w:r>
-            <w:r>
-              <w:t>Viết nội dung</w:t>
-            </w:r>
-            <w:r>
-              <w:t xml:space="preserve"> về mô hình mạng an toàn (Mục 2.1) (Phạm Quang Trung).</w:t>
-            </w:r>
-          </w:p>
-          <w:p>
-            <w:r>
-              <w:t xml:space="preserve">- </w:t>
-            </w:r>
-            <w:r>
-              <w:t>Viết</w:t>
-            </w:r>
-            <w:r>
-              <w:t xml:space="preserve"> nội dung về các mô hình mạng an toàn sử dụng trong doanh nghiệp (Đặng Minh Thịnh)</w:t>
-            </w:r>
-            <w:r>
-              <w:t>.</w:t>
-            </w:r>
-          </w:p>
-          <w:p>
-            <w:r>
-              <w:t xml:space="preserve">- </w:t>
-            </w:r>
-            <w:r>
-              <w:t xml:space="preserve">Tiến hành thực nghiệm </w:t>
-            </w:r>
-            <w:r>
-              <w:t>mô hình mạng an toàn cho công ty cổ phần kỹ thuật và dịch vụ Trung Anh (Đỗ Đức Anh, Phan Trường Giang, Văn Chí Hùng)</w:t>
-            </w:r>
-            <w:r>
-              <w:t>.</w:t>
+              <w:t>- Viết nội dung về mô hình mạng an toàn (Mục 2.1) (Phạm Quang Trung).</w:t>
+            </w:r>
+          </w:p>
+          <w:p>
+            <w:r>
+              <w:t>- Viết nội dung về các mô hình mạng an toàn sử dụng trong doanh nghiệp (Đặng Minh Thịnh).</w:t>
+            </w:r>
+          </w:p>
+          <w:p>
+            <w:r>
+              <w:t>- Tiến hành thực nghiệm mô hình mạng an toàn cho công ty cổ phần kỹ thuật và dịch vụ Trung Anh (Đỗ Đức Anh, Phan Trường Giang, Văn Chí Hùng).</w:t>
             </w:r>
           </w:p>
         </w:tc>
@@ -708,11 +594,7 @@
           <w:tcPr>
             <w:tcW w:w="2835" w:type="dxa"/>
           </w:tcPr>
-          <w:p>
-            <w:r>
-              <w:t>Hoàn thành nội dung chương II.</w:t>
-            </w:r>
-          </w:p>
+          <w:p/>
         </w:tc>
         <w:tc>
           <w:tcPr>
@@ -761,6 +643,7 @@
           </w:p>
           <w:p>
             <w:r>
+              <w:lastRenderedPageBreak/>
               <w:t>Phạm Quang Trung</w:t>
             </w:r>
           </w:p>
@@ -771,18 +654,13 @@
           </w:tcPr>
           <w:p>
             <w:r>
-              <w:t xml:space="preserve">- Tổng hợp </w:t>
-            </w:r>
-            <w:r>
-              <w:t>kiến thức đã học trong quá trình thực hiện đề tài (Phan Trường Giang, Đỗ Đức Anh).</w:t>
-            </w:r>
-          </w:p>
-          <w:p>
-            <w:r>
-              <w:t xml:space="preserve">- </w:t>
-            </w:r>
-            <w:r>
-              <w:t>Bài học kinh nghiệm (Văn Chí Hùng)</w:t>
+              <w:lastRenderedPageBreak/>
+              <w:t>- Tổng hợp kiến thức đã học trong quá trình thực hiện đề tài (Phan Trường Giang, Đỗ Đức Anh).</w:t>
+            </w:r>
+          </w:p>
+          <w:p>
+            <w:r>
+              <w:t>- Bài học kinh nghiệm (Văn Chí Hùng)</w:t>
             </w:r>
           </w:p>
           <w:p>
@@ -793,15 +671,7 @@
           </w:p>
           <w:p>
             <w:r>
-              <w:t xml:space="preserve">- Tổng hợp lại nội dung báo </w:t>
-            </w:r>
-            <w:proofErr w:type="gramStart"/>
-            <w:r>
-              <w:t>cáo.(</w:t>
-            </w:r>
-            <w:proofErr w:type="gramEnd"/>
-            <w:r>
-              <w:t>Phạm Quang Trung).</w:t>
+              <w:t>- Tổng hợp lại nội dung báo cáo.(Phạm Quang Trung).</w:t>
             </w:r>
           </w:p>
         </w:tc>
@@ -809,12 +679,7 @@
           <w:tcPr>
             <w:tcW w:w="2835" w:type="dxa"/>
           </w:tcPr>
-          <w:p>
-            <w:r>
-              <w:lastRenderedPageBreak/>
-              <w:t>Báo cáo hoàn thiện.</w:t>
-            </w:r>
-          </w:p>
+          <w:p/>
         </w:tc>
         <w:tc>
           <w:tcPr>
@@ -867,18 +732,7 @@
       </w:r>
       <w:r>
         <w:tab/>
-      </w:r>
-      <w:r>
-        <w:t xml:space="preserve">Ngày …. tháng </w:t>
-      </w:r>
-      <w:r>
-        <w:t>….</w:t>
-      </w:r>
-      <w:r>
-        <w:t xml:space="preserve"> năm 20</w:t>
-      </w:r>
-      <w:r>
-        <w:t>26</w:t>
+        <w:t>Ngày …. tháng …. năm 2026</w:t>
       </w:r>
     </w:p>
     <w:p>
@@ -987,8 +841,6 @@
       </w:pPr>
       <w:r>
         <w:tab/>
-      </w:r>
-      <w:r>
         <w:t>Phạm Văn Hiệp</w:t>
       </w:r>
     </w:p>
@@ -1048,11 +900,23 @@
         </w:numPr>
       </w:pPr>
       <w:r>
-        <w:t>Tên lớp: …</w:t>
-      </w:r>
-      <w:r>
-        <w:tab/>
-        <w:t>Khóa: ….</w:t>
+        <w:t>Tên lớp:</w:t>
+      </w:r>
+      <w:r>
+        <w:t xml:space="preserve"> </w:t>
+      </w:r>
+      <w:r>
+        <w:t>IT6070.3 - 20252IT6070003</w:t>
+      </w:r>
+      <w:r>
+        <w:tab/>
+      </w:r>
+      <w:r>
+        <w:tab/>
+        <w:t>Khóa:</w:t>
+      </w:r>
+      <w:r>
+        <w:t xml:space="preserve"> 18</w:t>
       </w:r>
     </w:p>
     <w:p>
@@ -1064,15 +928,7 @@
         </w:numPr>
       </w:pPr>
       <w:r>
-        <w:t xml:space="preserve">Họ và tên sinh viên (nếu giao phiếu học tập cá </w:t>
-      </w:r>
-      <w:proofErr w:type="gramStart"/>
-      <w:r>
-        <w:t>nhân)…</w:t>
-      </w:r>
-      <w:proofErr w:type="gramEnd"/>
-      <w:r>
-        <w:t>….</w:t>
+        <w:t xml:space="preserve">Tên nhóm: Nhóm 12 </w:t>
       </w:r>
     </w:p>
     <w:p>
@@ -1084,15 +940,87 @@
         </w:numPr>
       </w:pPr>
       <w:r>
-        <w:t xml:space="preserve">Tên nhóm (nếu giao phiếu học tập </w:t>
-      </w:r>
-      <w:proofErr w:type="gramStart"/>
-      <w:r>
-        <w:t>nhóm)…</w:t>
-      </w:r>
-      <w:proofErr w:type="gramEnd"/>
-      <w:r>
-        <w:t>…. Họ và tên thành viên trong nhóm ……….</w:t>
+        <w:t>Họ và tên thành viên trong nhóm 12</w:t>
+      </w:r>
+    </w:p>
+    <w:p>
+      <w:pPr>
+        <w:pStyle w:val="ListParagraph"/>
+        <w:numPr>
+          <w:ilvl w:val="0"/>
+          <w:numId w:val="7"/>
+        </w:numPr>
+      </w:pPr>
+      <w:r>
+        <w:t>2023600614</w:t>
+      </w:r>
+      <w:r>
+        <w:tab/>
+        <w:t>Đỗ Đức Anh</w:t>
+      </w:r>
+    </w:p>
+    <w:p>
+      <w:pPr>
+        <w:pStyle w:val="ListParagraph"/>
+        <w:numPr>
+          <w:ilvl w:val="0"/>
+          <w:numId w:val="7"/>
+        </w:numPr>
+      </w:pPr>
+      <w:r>
+        <w:t>2023606481</w:t>
+      </w:r>
+      <w:r>
+        <w:tab/>
+        <w:t>Phan Trường Giang</w:t>
+      </w:r>
+    </w:p>
+    <w:p>
+      <w:pPr>
+        <w:pStyle w:val="ListParagraph"/>
+        <w:numPr>
+          <w:ilvl w:val="0"/>
+          <w:numId w:val="7"/>
+        </w:numPr>
+      </w:pPr>
+      <w:r>
+        <w:t>2023601886</w:t>
+      </w:r>
+      <w:r>
+        <w:tab/>
+        <w:t>Văn Chí Hùng</w:t>
+      </w:r>
+    </w:p>
+    <w:p>
+      <w:pPr>
+        <w:pStyle w:val="ListParagraph"/>
+        <w:numPr>
+          <w:ilvl w:val="0"/>
+          <w:numId w:val="7"/>
+        </w:numPr>
+      </w:pPr>
+      <w:r>
+        <w:t>2022606102</w:t>
+      </w:r>
+      <w:r>
+        <w:tab/>
+        <w:t>Đặng Minh Thịnh</w:t>
+      </w:r>
+    </w:p>
+    <w:p>
+      <w:pPr>
+        <w:pStyle w:val="ListParagraph"/>
+        <w:numPr>
+          <w:ilvl w:val="0"/>
+          <w:numId w:val="7"/>
+        </w:numPr>
+      </w:pPr>
+      <w:r>
+        <w:t>2023601060</w:t>
+      </w:r>
+      <w:r>
+        <w:tab/>
+        <w:t>Phạm Quang Trung</w:t>
       </w:r>
     </w:p>
     <w:p>
@@ -1125,6 +1053,12 @@
       <w:r>
         <w:t>Tên chủ đề:</w:t>
       </w:r>
+      <w:r>
+        <w:t xml:space="preserve"> </w:t>
+      </w:r>
+      <w:r>
+        <w:t>Nghiên cứu, xây dụng mô hình mạng an toàn cho Công ty CP kỹ thuật và dịch vụ Trung Anh.</w:t>
+      </w:r>
     </w:p>
     <w:p>
       <w:pPr>
@@ -1155,21 +1089,7 @@
           <w:rFonts w:eastAsia="Times New Roman"/>
           <w:szCs w:val="26"/>
         </w:rPr>
-        <w:t xml:space="preserve">Tìm tài liệu, nghiên cứu lý thuyết về an </w:t>
-      </w:r>
-      <w:r>
-        <w:rPr>
-          <w:rFonts w:eastAsia="Times New Roman"/>
-          <w:szCs w:val="26"/>
-        </w:rPr>
-        <w:t>ninh mạng</w:t>
-      </w:r>
-      <w:r>
-        <w:rPr>
-          <w:rFonts w:eastAsia="Times New Roman"/>
-          <w:szCs w:val="26"/>
-        </w:rPr>
-        <w:t xml:space="preserve"> …</w:t>
+        <w:t>Tìm tài liệu, nghiên cứu lý thuyết về an ninh mạng</w:t>
       </w:r>
     </w:p>
     <w:p>
@@ -1189,28 +1109,7 @@
           <w:rFonts w:eastAsia="Times New Roman"/>
           <w:szCs w:val="26"/>
         </w:rPr>
-        <w:t xml:space="preserve">Cài đặt thuật toán, xây dựng </w:t>
-      </w:r>
-      <w:r>
-        <w:rPr>
-          <w:rFonts w:eastAsia="Times New Roman"/>
-          <w:szCs w:val="26"/>
-        </w:rPr>
-        <w:t>chương trình</w:t>
-      </w:r>
-      <w:r>
-        <w:rPr>
-          <w:rFonts w:eastAsia="Times New Roman"/>
-          <w:szCs w:val="26"/>
-        </w:rPr>
-        <w:t xml:space="preserve"> mô phỏng hoạt động của </w:t>
-      </w:r>
-      <w:r>
-        <w:rPr>
-          <w:rFonts w:eastAsia="Times New Roman"/>
-          <w:szCs w:val="26"/>
-        </w:rPr>
-        <w:t>…</w:t>
+        <w:t>Xây dụng mô phỏng mô hình mạng an toàn cho công ty cổ phần kỹ thuật và dịch vụ Trung Anh.</w:t>
       </w:r>
     </w:p>
     <w:p>
@@ -1230,7 +1129,7 @@
           <w:rFonts w:eastAsia="Times New Roman"/>
           <w:szCs w:val="26"/>
         </w:rPr>
-        <w:t>Viết báo cáo tổng kết …</w:t>
+        <w:t xml:space="preserve">Viết báo cáo tổng kết </w:t>
       </w:r>
     </w:p>
     <w:p>
@@ -1243,7 +1142,7 @@
         <w:jc w:val="both"/>
       </w:pPr>
       <w:r>
-        <w:t>Sản phẩm nghiên cứu (Bản thuyết minh, bài thu hoạch, mô hình, sơ đồ, bản vẽ, trang website, bài báo khoa học …)</w:t>
+        <w:t xml:space="preserve">Sản phẩm nghiên cứu </w:t>
       </w:r>
     </w:p>
     <w:p>
@@ -1256,10 +1155,7 @@
         <w:jc w:val="both"/>
       </w:pPr>
       <w:r>
-        <w:t>Báo cáo thự</w:t>
-      </w:r>
-      <w:r>
-        <w:t>c nghiệm</w:t>
+        <w:t>Báo cáo thực nghiệm</w:t>
       </w:r>
     </w:p>
     <w:p>
@@ -1303,58 +1199,10 @@
         <w:jc w:val="both"/>
       </w:pPr>
       <w:r>
-        <w:t xml:space="preserve">Hoàn thành Bài tập lớn theo đúng thời gian quy định (từ ngày </w:t>
-      </w:r>
-      <w:r>
-        <w:t>1</w:t>
-      </w:r>
-      <w:r>
-        <w:t>1</w:t>
-      </w:r>
-      <w:r>
-        <w:t>/</w:t>
-      </w:r>
-      <w:r>
-        <w:t>05</w:t>
-      </w:r>
-      <w:r>
-        <w:t>/</w:t>
-      </w:r>
-      <w:r>
-        <w:t>20</w:t>
-      </w:r>
-      <w:r>
-        <w:t>2</w:t>
-      </w:r>
-      <w:r>
-        <w:t>6</w:t>
-      </w:r>
-      <w:r>
-        <w:t xml:space="preserve"> đến ngày </w:t>
-      </w:r>
-      <w:r>
-        <w:t>1</w:t>
-      </w:r>
-      <w:r>
-        <w:t>4</w:t>
-      </w:r>
-      <w:r>
-        <w:t>/</w:t>
-      </w:r>
-      <w:r>
-        <w:t>06</w:t>
-      </w:r>
-      <w:r>
-        <w:t>/20</w:t>
-      </w:r>
-      <w:r>
-        <w:t>2</w:t>
-      </w:r>
-      <w:r>
-        <w:t>5</w:t>
-      </w:r>
-      <w:r>
-        <w:t>)</w:t>
+        <w:t>Hoàn thành Bài tập lớn theo đúng thời gian quy định</w:t>
+      </w:r>
+      <w:r>
+        <w:t>.</w:t>
       </w:r>
     </w:p>
     <w:p>
@@ -1385,19 +1233,7 @@
         <w:rPr>
           <w:b/>
         </w:rPr>
-        <w:t>Học li</w:t>
-      </w:r>
-      <w:r>
-        <w:rPr>
-          <w:b/>
-        </w:rPr>
-        <w:t>ệ</w:t>
-      </w:r>
-      <w:r>
-        <w:rPr>
-          <w:b/>
-        </w:rPr>
-        <w:t>u thực hiện Bài tập lớn</w:t>
+        <w:t>Học liệu thực hiện Bài tập lớn</w:t>
       </w:r>
     </w:p>
     <w:p>
@@ -1523,23 +1359,7 @@
           <w:lang w:val="vi-VN"/>
         </w:rPr>
         <w:lastRenderedPageBreak/>
-        <w:t>BÁO CÁO HỌC TẬP CÁ NHÂN</w:t>
-      </w:r>
-      <w:r>
-        <w:rPr>
-          <w:b/>
-          <w:sz w:val="32"/>
-          <w:lang w:val="vi-VN"/>
-        </w:rPr>
-        <w:t>/</w:t>
-      </w:r>
-      <w:r>
-        <w:rPr>
-          <w:b/>
-          <w:sz w:val="32"/>
-          <w:lang w:val="vi-VN"/>
-        </w:rPr>
-        <w:t xml:space="preserve"> NHÓM</w:t>
+        <w:t>BÁO CÁO HỌC TẬP CÁ NHÂN/ NHÓM</w:t>
       </w:r>
     </w:p>
     <w:p>
@@ -1725,18 +1545,10 @@
               <w:t xml:space="preserve">- </w:t>
             </w:r>
             <w:r>
-              <w:t xml:space="preserve">Xác định mục tiêu, phạm vi nghiên cứu (Mục 1.3.2, 1.3.3) và lập kế hoạch </w:t>
-            </w:r>
-            <w:proofErr w:type="gramStart"/>
-            <w:r>
-              <w:t>nhóm.</w:t>
-            </w:r>
-            <w:r>
-              <w:t>(</w:t>
-            </w:r>
-            <w:proofErr w:type="gramEnd"/>
-            <w:r>
-              <w:t xml:space="preserve"> Phan Trường Giang).</w:t>
+              <w:t>Xác định mục tiêu, phạm vi nghiên cứu (Mục 1.3.2, 1.3.3) và lập kế hoạch nhóm.</w:t>
+            </w:r>
+            <w:r>
+              <w:t>( Phan Trường Giang).</w:t>
             </w:r>
           </w:p>
           <w:p>
@@ -1744,26 +1556,10 @@
               <w:t xml:space="preserve">- </w:t>
             </w:r>
             <w:r>
-              <w:t xml:space="preserve">Tìm kiếm tài liệu tiếng Việt/Anh về </w:t>
-            </w:r>
-            <w:proofErr w:type="gramStart"/>
-            <w:r>
-              <w:t>An</w:t>
-            </w:r>
-            <w:proofErr w:type="gramEnd"/>
-            <w:r>
-              <w:t xml:space="preserve"> ninh mạng và chuẩn X.800.</w:t>
-            </w:r>
-            <w:r>
-              <w:t xml:space="preserve"> </w:t>
-            </w:r>
-            <w:proofErr w:type="gramStart"/>
-            <w:r>
-              <w:t>( Đỗ</w:t>
-            </w:r>
-            <w:proofErr w:type="gramEnd"/>
-            <w:r>
-              <w:t xml:space="preserve"> Đức Anh, Văn Chí Hùng).</w:t>
+              <w:t>Tìm kiếm tài liệu tiếng Việt/Anh về An ninh mạng và chuẩn X.800.</w:t>
+            </w:r>
+            <w:r>
+              <w:t xml:space="preserve"> ( Đỗ Đức Anh, Văn Chí Hùng).</w:t>
             </w:r>
           </w:p>
           <w:p>
@@ -1771,18 +1567,10 @@
               <w:t xml:space="preserve">- </w:t>
             </w:r>
             <w:r>
-              <w:t xml:space="preserve">Tìm hiểu các thuật toán hoặc công cụ mô phỏng dự kiến sẽ sử </w:t>
-            </w:r>
-            <w:proofErr w:type="gramStart"/>
-            <w:r>
-              <w:t>dụng</w:t>
-            </w:r>
-            <w:r>
-              <w:t>( Đặng</w:t>
-            </w:r>
-            <w:proofErr w:type="gramEnd"/>
-            <w:r>
-              <w:t xml:space="preserve"> Minh Thịnh).</w:t>
+              <w:t>Tìm hiểu các thuật toán hoặc công cụ mô phỏng dự kiến sẽ sử dụng</w:t>
+            </w:r>
+            <w:r>
+              <w:t>( Đặng Minh Thịnh).</w:t>
             </w:r>
           </w:p>
           <w:p>
@@ -1790,22 +1578,12 @@
               <w:t xml:space="preserve">- </w:t>
             </w:r>
             <w:r>
-              <w:t xml:space="preserve">Tìm kiếm các nguồn tài liệu về biện pháp bảo vệ hệ thống hiện </w:t>
-            </w:r>
-            <w:proofErr w:type="gramStart"/>
-            <w:r>
-              <w:t>nay</w:t>
-            </w:r>
-            <w:r>
-              <w:t>( Phạm</w:t>
-            </w:r>
-            <w:proofErr w:type="gramEnd"/>
-            <w:r>
-              <w:t xml:space="preserve"> Quang Trung).</w:t>
-            </w:r>
-          </w:p>
-          <w:p/>
-          <w:p/>
+              <w:t>Tìm kiếm các nguồn tài liệu về biện pháp bảo vệ hệ thống hiện nay</w:t>
+            </w:r>
+            <w:r>
+              <w:t>( Phạm Quang Trung).</w:t>
+            </w:r>
+          </w:p>
         </w:tc>
         <w:tc>
           <w:tcPr>
@@ -1813,13 +1591,7 @@
           </w:tcPr>
           <w:p>
             <w:r>
-              <w:t>- Thảo luận trực</w:t>
-            </w:r>
-            <w:r>
-              <w:t xml:space="preserve"> tuyến</w:t>
-            </w:r>
-            <w:r>
-              <w:t xml:space="preserve"> online trên Google meet và trực tiếp trên lớp học.</w:t>
+              <w:t>- Thảo luận trực tuyến online trên Google meet và trực tiếp trên lớp học.</w:t>
             </w:r>
           </w:p>
           <w:p>
@@ -1890,15 +1662,7 @@
               <w:t>Viết Lý do chọn đề tài (Mục 1.3.1)</w:t>
             </w:r>
             <w:r>
-              <w:t xml:space="preserve"> </w:t>
-            </w:r>
-            <w:proofErr w:type="gramStart"/>
-            <w:r>
-              <w:t>( Phan</w:t>
-            </w:r>
-            <w:proofErr w:type="gramEnd"/>
-            <w:r>
-              <w:t xml:space="preserve"> Trường Giang).</w:t>
+              <w:t xml:space="preserve"> ( Phan Trường Giang).</w:t>
             </w:r>
           </w:p>
           <w:p>
@@ -1931,15 +1695,7 @@
               <w:t>Bắt đầu phác thảo sơ đồ hoạt động của chương trình demo/mô phỏng</w:t>
             </w:r>
             <w:r>
-              <w:t xml:space="preserve"> </w:t>
-            </w:r>
-            <w:proofErr w:type="gramStart"/>
-            <w:r>
-              <w:t>( Đặng</w:t>
-            </w:r>
-            <w:proofErr w:type="gramEnd"/>
-            <w:r>
-              <w:t xml:space="preserve"> Minh Thịnh).</w:t>
+              <w:t xml:space="preserve"> ( Đặng Minh Thịnh).</w:t>
             </w:r>
           </w:p>
           <w:p>
@@ -1950,15 +1706,7 @@
               <w:t>Tổng hợp các tài liệu tham khảo theo đúng định dạng (Mục IV.1)</w:t>
             </w:r>
             <w:r>
-              <w:t xml:space="preserve"> </w:t>
-            </w:r>
-            <w:proofErr w:type="gramStart"/>
-            <w:r>
-              <w:t>( Phạm</w:t>
-            </w:r>
-            <w:proofErr w:type="gramEnd"/>
-            <w:r>
-              <w:t xml:space="preserve"> Quang Trung).</w:t>
+              <w:t xml:space="preserve"> ( Phạm Quang Trung).</w:t>
             </w:r>
           </w:p>
         </w:tc>
@@ -2055,16 +1803,7 @@
           </w:tcPr>
           <w:p>
             <w:r>
-              <w:t>- Thảo luận trực</w:t>
-            </w:r>
-            <w:r>
-              <w:t xml:space="preserve"> tuyến</w:t>
-            </w:r>
-            <w:r>
-              <w:t xml:space="preserve"> online trên Google meet và trực tiếp trên lớp học</w:t>
-            </w:r>
-            <w:r>
-              <w:t xml:space="preserve"> đối với công việc thiết kế và thử nghiệm mô hình mạng.</w:t>
+              <w:t>- Thảo luận trực tuyến online trên Google meet và trực tiếp trên lớp học đối với công việc thiết kế và thử nghiệm mô hình mạng.</w:t>
             </w:r>
           </w:p>
           <w:p>
@@ -2143,22 +1882,7 @@
           <w:tcPr>
             <w:tcW w:w="4111" w:type="dxa"/>
           </w:tcPr>
-          <w:p>
-            <w:r>
-              <w:t xml:space="preserve">- </w:t>
-            </w:r>
-            <w:r>
-              <w:t>Phương pháp phân tích và tổng hợp lý thuyết</w:t>
-            </w:r>
-            <w:r>
-              <w:t>.</w:t>
-            </w:r>
-          </w:p>
-          <w:p>
-            <w:r>
-              <w:t>- Viết báo cáo và chia sẻ để các thành viên cùng theo dõi.</w:t>
-            </w:r>
-          </w:p>
+          <w:p/>
         </w:tc>
       </w:tr>
       <w:tr>
@@ -2226,15 +1950,7 @@
           </w:p>
           <w:p>
             <w:r>
-              <w:t xml:space="preserve">- Tổng hợp lại nội dung báo </w:t>
-            </w:r>
-            <w:proofErr w:type="gramStart"/>
-            <w:r>
-              <w:t>cáo.(</w:t>
-            </w:r>
-            <w:proofErr w:type="gramEnd"/>
-            <w:r>
-              <w:t>Phạm Quang Trung).</w:t>
+              <w:t>- Tổng hợp lại nội dung báo cáo.(Phạm Quang Trung).</w:t>
             </w:r>
           </w:p>
         </w:tc>
@@ -2242,16 +1958,7 @@
           <w:tcPr>
             <w:tcW w:w="4111" w:type="dxa"/>
           </w:tcPr>
-          <w:p>
-            <w:r>
-              <w:t>- Tổng hợp báo cáo trên google docs.</w:t>
-            </w:r>
-          </w:p>
-          <w:p>
-            <w:r>
-              <w:t>- Thảo luận trực tuyến trên google meet để hoàn thành báo cáo.</w:t>
-            </w:r>
-          </w:p>
+          <w:p/>
         </w:tc>
       </w:tr>
     </w:tbl>
@@ -2298,19 +2005,7 @@
       </w:r>
       <w:r>
         <w:tab/>
-        <w:t xml:space="preserve">Ngày …. tháng </w:t>
-      </w:r>
-      <w:r>
-        <w:t>….</w:t>
-      </w:r>
-      <w:r>
-        <w:t xml:space="preserve"> năm </w:t>
-      </w:r>
-      <w:r>
-        <w:t>202</w:t>
-      </w:r>
-      <w:r>
-        <w:t>6</w:t>
+        <w:t>Ngày …. tháng …. năm 2026</w:t>
       </w:r>
     </w:p>
     <w:p>
@@ -2399,11 +2094,6 @@
         <w:tab/>
         <w:t>(Ký, ghi rõ họ tên)</w:t>
       </w:r>
-    </w:p>
-    <w:p>
-      <w:pPr>
-        <w:spacing w:after="0"/>
-      </w:pPr>
     </w:p>
     <w:p>
       <w:pPr>
@@ -2430,6 +2120,7 @@
         <w:t>Phạm Văn Hiệp</w:t>
       </w:r>
     </w:p>
+    <w:p/>
     <w:p/>
     <w:p/>
     <w:p/>
@@ -2447,114 +2138,22 @@
 <file path=word/numbering.xml><?xml version="1.0" encoding="utf-8"?>
 <w:numbering xmlns:wpc="http://schemas.microsoft.com/office/word/2010/wordprocessingCanvas" xmlns:cx="http://schemas.microsoft.com/office/drawing/2014/chartex" xmlns:cx1="http://schemas.microsoft.com/office/drawing/2015/9/8/chartex" xmlns:cx2="http://schemas.microsoft.com/office/drawing/2015/10/21/chartex" xmlns:cx3="http://schemas.microsoft.com/office/drawing/2016/5/9/chartex" xmlns:cx4="http://schemas.microsoft.com/office/drawing/2016/5/10/chartex" xmlns:cx5="http://schemas.microsoft.com/office/drawing/2016/5/11/chartex" xmlns:cx6="http://schemas.microsoft.com/office/drawing/2016/5/12/chartex" xmlns:cx7="http://schemas.microsoft.com/office/drawing/2016/5/13/chartex" xmlns:cx8="http://schemas.microsoft.com/office/drawing/2016/5/14/chartex" xmlns:mc="http://schemas.openxmlformats.org/markup-compatibility/2006" xmlns:aink="http://schemas.microsoft.com/office/drawing/2016/ink" xmlns:am3d="http://schemas.microsoft.com/office/drawing/2017/model3d" xmlns:o="urn:schemas-microsoft-com:office:office" xmlns:oel="http://schemas.microsoft.com/office/2019/extlst" xmlns:r="http://schemas.openxmlformats.org/officeDocument/2006/relationships" xmlns:m="http://schemas.openxmlformats.org/officeDocument/2006/math" xmlns:v="urn:schemas-microsoft-com:vml" xmlns:wp14="http://schemas.microsoft.com/office/word/2010/wordprocessingDrawing" xmlns:wp="http://schemas.openxmlformats.org/drawingml/2006/wordprocessingDrawing" xmlns:w10="urn:schemas-microsoft-com:office:word" xmlns:w="http://schemas.openxmlformats.org/wordprocessingml/2006/main" xmlns:w14="http://schemas.microsoft.com/office/word/2010/wordml" xmlns:w15="http://schemas.microsoft.com/office/word/2012/wordml" xmlns:w16cex="http://schemas.microsoft.com/office/word/2018/wordml/cex" xmlns:w16cid="http://schemas.microsoft.com/office/word/2016/wordml/cid" xmlns:w16="http://schemas.microsoft.com/office/word/2018/wordml" xmlns:w16du="http://schemas.microsoft.com/office/word/2023/wordml/word16du" xmlns:w16sdtdh="http://schemas.microsoft.com/office/word/2020/wordml/sdtdatahash" xmlns:w16sdtfl="http://schemas.microsoft.com/office/word/2024/wordml/sdtformatlock" xmlns:w16se="http://schemas.microsoft.com/office/word/2015/wordml/symex" xmlns:wpg="http://schemas.microsoft.com/office/word/2010/wordprocessingGroup" xmlns:wpi="http://schemas.microsoft.com/office/word/2010/wordprocessingInk" xmlns:wne="http://schemas.microsoft.com/office/word/2006/wordml" xmlns:wps="http://schemas.microsoft.com/office/word/2010/wordprocessingShape" mc:Ignorable="w14 w15 w16se w16cid w16 w16cex w16sdtdh w16sdtfl w16du wp14">
   <w:abstractNum w:abstractNumId="0" w15:restartNumberingAfterBreak="0">
-    <w:nsid w:val="06F753FF"/>
-    <w:multiLevelType w:val="hybridMultilevel"/>
-    <w:tmpl w:val="B4884234"/>
-    <w:lvl w:ilvl="0" w:tplc="E5A21018">
-      <w:numFmt w:val="bullet"/>
-      <w:lvlText w:val="-"/>
+    <w:nsid w:val="98DB4302"/>
+    <w:multiLevelType w:val="singleLevel"/>
+    <w:tmpl w:val="98DB4302"/>
+    <w:lvl w:ilvl="0">
+      <w:start w:val="1"/>
+      <w:numFmt w:val="lowerRoman"/>
+      <w:lvlText w:val="%1."/>
       <w:lvlJc w:val="left"/>
       <w:pPr>
-        <w:ind w:left="720" w:hanging="360"/>
+        <w:tabs>
+          <w:tab w:val="left" w:pos="1265"/>
+        </w:tabs>
+        <w:ind w:left="1265" w:hanging="425"/>
       </w:pPr>
       <w:rPr>
-        <w:rFonts w:ascii="Times New Roman" w:eastAsiaTheme="minorHAnsi" w:hAnsi="Times New Roman" w:cs="Times New Roman" w:hint="default"/>
-      </w:rPr>
-    </w:lvl>
-    <w:lvl w:ilvl="1" w:tplc="04090003" w:tentative="1">
-      <w:start w:val="1"/>
-      <w:numFmt w:val="bullet"/>
-      <w:lvlText w:val="o"/>
-      <w:lvlJc w:val="left"/>
-      <w:pPr>
-        <w:ind w:left="1440" w:hanging="360"/>
-      </w:pPr>
-      <w:rPr>
-        <w:rFonts w:ascii="Courier New" w:hAnsi="Courier New" w:cs="Courier New" w:hint="default"/>
-      </w:rPr>
-    </w:lvl>
-    <w:lvl w:ilvl="2" w:tplc="04090005" w:tentative="1">
-      <w:start w:val="1"/>
-      <w:numFmt w:val="bullet"/>
-      <w:lvlText w:val=""/>
-      <w:lvlJc w:val="left"/>
-      <w:pPr>
-        <w:ind w:left="2160" w:hanging="360"/>
-      </w:pPr>
-      <w:rPr>
-        <w:rFonts w:ascii="Wingdings" w:hAnsi="Wingdings" w:hint="default"/>
-      </w:rPr>
-    </w:lvl>
-    <w:lvl w:ilvl="3" w:tplc="04090001" w:tentative="1">
-      <w:start w:val="1"/>
-      <w:numFmt w:val="bullet"/>
-      <w:lvlText w:val=""/>
-      <w:lvlJc w:val="left"/>
-      <w:pPr>
-        <w:ind w:left="2880" w:hanging="360"/>
-      </w:pPr>
-      <w:rPr>
-        <w:rFonts w:ascii="Symbol" w:hAnsi="Symbol" w:hint="default"/>
-      </w:rPr>
-    </w:lvl>
-    <w:lvl w:ilvl="4" w:tplc="04090003" w:tentative="1">
-      <w:start w:val="1"/>
-      <w:numFmt w:val="bullet"/>
-      <w:lvlText w:val="o"/>
-      <w:lvlJc w:val="left"/>
-      <w:pPr>
-        <w:ind w:left="3600" w:hanging="360"/>
-      </w:pPr>
-      <w:rPr>
-        <w:rFonts w:ascii="Courier New" w:hAnsi="Courier New" w:cs="Courier New" w:hint="default"/>
-      </w:rPr>
-    </w:lvl>
-    <w:lvl w:ilvl="5" w:tplc="04090005" w:tentative="1">
-      <w:start w:val="1"/>
-      <w:numFmt w:val="bullet"/>
-      <w:lvlText w:val=""/>
-      <w:lvlJc w:val="left"/>
-      <w:pPr>
-        <w:ind w:left="4320" w:hanging="360"/>
-      </w:pPr>
-      <w:rPr>
-        <w:rFonts w:ascii="Wingdings" w:hAnsi="Wingdings" w:hint="default"/>
-      </w:rPr>
-    </w:lvl>
-    <w:lvl w:ilvl="6" w:tplc="04090001" w:tentative="1">
-      <w:start w:val="1"/>
-      <w:numFmt w:val="bullet"/>
-      <w:lvlText w:val=""/>
-      <w:lvlJc w:val="left"/>
-      <w:pPr>
-        <w:ind w:left="5040" w:hanging="360"/>
-      </w:pPr>
-      <w:rPr>
-        <w:rFonts w:ascii="Symbol" w:hAnsi="Symbol" w:hint="default"/>
-      </w:rPr>
-    </w:lvl>
-    <w:lvl w:ilvl="7" w:tplc="04090003" w:tentative="1">
-      <w:start w:val="1"/>
-      <w:numFmt w:val="bullet"/>
-      <w:lvlText w:val="o"/>
-      <w:lvlJc w:val="left"/>
-      <w:pPr>
-        <w:ind w:left="5760" w:hanging="360"/>
-      </w:pPr>
-      <w:rPr>
-        <w:rFonts w:ascii="Courier New" w:hAnsi="Courier New" w:cs="Courier New" w:hint="default"/>
-      </w:rPr>
-    </w:lvl>
-    <w:lvl w:ilvl="8" w:tplc="04090005" w:tentative="1">
-      <w:start w:val="1"/>
-      <w:numFmt w:val="bullet"/>
-      <w:lvlText w:val=""/>
-      <w:lvlJc w:val="left"/>
-      <w:pPr>
-        <w:ind w:left="6480" w:hanging="360"/>
-      </w:pPr>
-      <w:rPr>
-        <w:rFonts w:ascii="Wingdings" w:hAnsi="Wingdings" w:hint="default"/>
+        <w:rFonts w:hint="default"/>
       </w:rPr>
     </w:lvl>
   </w:abstractNum>
@@ -2737,118 +2336,6 @@
     </w:lvl>
   </w:abstractNum>
   <w:abstractNum w:abstractNumId="3" w15:restartNumberingAfterBreak="0">
-    <w:nsid w:val="3FC47BD5"/>
-    <w:multiLevelType w:val="hybridMultilevel"/>
-    <w:tmpl w:val="9A9E2D54"/>
-    <w:lvl w:ilvl="0" w:tplc="1C2ADFE2">
-      <w:numFmt w:val="bullet"/>
-      <w:lvlText w:val="-"/>
-      <w:lvlJc w:val="left"/>
-      <w:pPr>
-        <w:ind w:left="720" w:hanging="360"/>
-      </w:pPr>
-      <w:rPr>
-        <w:rFonts w:ascii="Times New Roman" w:eastAsiaTheme="minorHAnsi" w:hAnsi="Times New Roman" w:cs="Times New Roman" w:hint="default"/>
-      </w:rPr>
-    </w:lvl>
-    <w:lvl w:ilvl="1" w:tplc="04090003" w:tentative="1">
-      <w:start w:val="1"/>
-      <w:numFmt w:val="bullet"/>
-      <w:lvlText w:val="o"/>
-      <w:lvlJc w:val="left"/>
-      <w:pPr>
-        <w:ind w:left="1440" w:hanging="360"/>
-      </w:pPr>
-      <w:rPr>
-        <w:rFonts w:ascii="Courier New" w:hAnsi="Courier New" w:cs="Courier New" w:hint="default"/>
-      </w:rPr>
-    </w:lvl>
-    <w:lvl w:ilvl="2" w:tplc="04090005" w:tentative="1">
-      <w:start w:val="1"/>
-      <w:numFmt w:val="bullet"/>
-      <w:lvlText w:val=""/>
-      <w:lvlJc w:val="left"/>
-      <w:pPr>
-        <w:ind w:left="2160" w:hanging="360"/>
-      </w:pPr>
-      <w:rPr>
-        <w:rFonts w:ascii="Wingdings" w:hAnsi="Wingdings" w:hint="default"/>
-      </w:rPr>
-    </w:lvl>
-    <w:lvl w:ilvl="3" w:tplc="04090001" w:tentative="1">
-      <w:start w:val="1"/>
-      <w:numFmt w:val="bullet"/>
-      <w:lvlText w:val=""/>
-      <w:lvlJc w:val="left"/>
-      <w:pPr>
-        <w:ind w:left="2880" w:hanging="360"/>
-      </w:pPr>
-      <w:rPr>
-        <w:rFonts w:ascii="Symbol" w:hAnsi="Symbol" w:hint="default"/>
-      </w:rPr>
-    </w:lvl>
-    <w:lvl w:ilvl="4" w:tplc="04090003" w:tentative="1">
-      <w:start w:val="1"/>
-      <w:numFmt w:val="bullet"/>
-      <w:lvlText w:val="o"/>
-      <w:lvlJc w:val="left"/>
-      <w:pPr>
-        <w:ind w:left="3600" w:hanging="360"/>
-      </w:pPr>
-      <w:rPr>
-        <w:rFonts w:ascii="Courier New" w:hAnsi="Courier New" w:cs="Courier New" w:hint="default"/>
-      </w:rPr>
-    </w:lvl>
-    <w:lvl w:ilvl="5" w:tplc="04090005" w:tentative="1">
-      <w:start w:val="1"/>
-      <w:numFmt w:val="bullet"/>
-      <w:lvlText w:val=""/>
-      <w:lvlJc w:val="left"/>
-      <w:pPr>
-        <w:ind w:left="4320" w:hanging="360"/>
-      </w:pPr>
-      <w:rPr>
-        <w:rFonts w:ascii="Wingdings" w:hAnsi="Wingdings" w:hint="default"/>
-      </w:rPr>
-    </w:lvl>
-    <w:lvl w:ilvl="6" w:tplc="04090001" w:tentative="1">
-      <w:start w:val="1"/>
-      <w:numFmt w:val="bullet"/>
-      <w:lvlText w:val=""/>
-      <w:lvlJc w:val="left"/>
-      <w:pPr>
-        <w:ind w:left="5040" w:hanging="360"/>
-      </w:pPr>
-      <w:rPr>
-        <w:rFonts w:ascii="Symbol" w:hAnsi="Symbol" w:hint="default"/>
-      </w:rPr>
-    </w:lvl>
-    <w:lvl w:ilvl="7" w:tplc="04090003" w:tentative="1">
-      <w:start w:val="1"/>
-      <w:numFmt w:val="bullet"/>
-      <w:lvlText w:val="o"/>
-      <w:lvlJc w:val="left"/>
-      <w:pPr>
-        <w:ind w:left="5760" w:hanging="360"/>
-      </w:pPr>
-      <w:rPr>
-        <w:rFonts w:ascii="Courier New" w:hAnsi="Courier New" w:cs="Courier New" w:hint="default"/>
-      </w:rPr>
-    </w:lvl>
-    <w:lvl w:ilvl="8" w:tplc="04090005" w:tentative="1">
-      <w:start w:val="1"/>
-      <w:numFmt w:val="bullet"/>
-      <w:lvlText w:val=""/>
-      <w:lvlJc w:val="left"/>
-      <w:pPr>
-        <w:ind w:left="6480" w:hanging="360"/>
-      </w:pPr>
-      <w:rPr>
-        <w:rFonts w:ascii="Wingdings" w:hAnsi="Wingdings" w:hint="default"/>
-      </w:rPr>
-    </w:lvl>
-  </w:abstractNum>
-  <w:abstractNum w:abstractNumId="4" w15:restartNumberingAfterBreak="0">
     <w:nsid w:val="44357199"/>
     <w:multiLevelType w:val="hybridMultilevel"/>
     <w:tmpl w:val="81D67438"/>
@@ -2937,7 +2424,7 @@
       </w:pPr>
     </w:lvl>
   </w:abstractNum>
-  <w:abstractNum w:abstractNumId="5" w15:restartNumberingAfterBreak="0">
+  <w:abstractNum w:abstractNumId="4" w15:restartNumberingAfterBreak="0">
     <w:nsid w:val="497D7A91"/>
     <w:multiLevelType w:val="hybridMultilevel"/>
     <w:tmpl w:val="7A14BDBC"/>
@@ -3026,7 +2513,7 @@
       </w:pPr>
     </w:lvl>
   </w:abstractNum>
-  <w:abstractNum w:abstractNumId="6" w15:restartNumberingAfterBreak="0">
+  <w:abstractNum w:abstractNumId="5" w15:restartNumberingAfterBreak="0">
     <w:nsid w:val="4FD60329"/>
     <w:multiLevelType w:val="hybridMultilevel"/>
     <w:tmpl w:val="CC62455E"/>
@@ -3115,7 +2602,7 @@
       </w:pPr>
     </w:lvl>
   </w:abstractNum>
-  <w:abstractNum w:abstractNumId="7" w15:restartNumberingAfterBreak="0">
+  <w:abstractNum w:abstractNumId="6" w15:restartNumberingAfterBreak="0">
     <w:nsid w:val="51F57BD8"/>
     <w:multiLevelType w:val="hybridMultilevel"/>
     <w:tmpl w:val="C84C95B4"/>
@@ -3229,27 +2716,24 @@
     </w:lvl>
   </w:abstractNum>
   <w:num w:numId="1" w16cid:durableId="1695691647">
-    <w:abstractNumId w:val="4"/>
+    <w:abstractNumId w:val="3"/>
   </w:num>
   <w:num w:numId="2" w16cid:durableId="1775854897">
-    <w:abstractNumId w:val="6"/>
+    <w:abstractNumId w:val="5"/>
   </w:num>
   <w:num w:numId="3" w16cid:durableId="919289293">
     <w:abstractNumId w:val="1"/>
   </w:num>
   <w:num w:numId="4" w16cid:durableId="1872910372">
-    <w:abstractNumId w:val="7"/>
+    <w:abstractNumId w:val="6"/>
   </w:num>
   <w:num w:numId="5" w16cid:durableId="982195565">
     <w:abstractNumId w:val="2"/>
   </w:num>
   <w:num w:numId="6" w16cid:durableId="1244875616">
-    <w:abstractNumId w:val="5"/>
+    <w:abstractNumId w:val="4"/>
   </w:num>
-  <w:num w:numId="7" w16cid:durableId="1336960650">
-    <w:abstractNumId w:val="3"/>
-  </w:num>
-  <w:num w:numId="8" w16cid:durableId="589050779">
+  <w:num w:numId="7" w16cid:durableId="486170090">
     <w:abstractNumId w:val="0"/>
   </w:num>
 </w:numbering>
@@ -3260,15 +2744,17 @@
   <w:docDefaults>
     <w:rPrDefault>
       <w:rPr>
-        <w:rFonts w:ascii="Times New Roman" w:eastAsiaTheme="minorHAnsi" w:hAnsi="Times New Roman" w:cstheme="minorBidi"/>
-        <w:sz w:val="26"/>
-        <w:szCs w:val="22"/>
+        <w:rFonts w:asciiTheme="minorHAnsi" w:eastAsiaTheme="minorHAnsi" w:hAnsiTheme="minorHAnsi" w:cstheme="minorBidi"/>
+        <w:kern w:val="2"/>
+        <w:sz w:val="24"/>
+        <w:szCs w:val="24"/>
         <w:lang w:val="en-US" w:eastAsia="en-US" w:bidi="ar-SA"/>
+        <w14:ligatures w14:val="standardContextual"/>
       </w:rPr>
     </w:rPrDefault>
     <w:pPrDefault>
       <w:pPr>
-        <w:spacing w:after="160" w:line="259" w:lineRule="auto"/>
+        <w:spacing w:after="160" w:line="278" w:lineRule="auto"/>
       </w:pPr>
     </w:pPrDefault>
   </w:docDefaults>
@@ -3653,6 +3139,216 @@
   <w:style w:type="paragraph" w:default="1" w:styleId="Normal">
     <w:name w:val="Normal"/>
     <w:qFormat/>
+    <w:rsid w:val="00460F55"/>
+    <w:pPr>
+      <w:spacing w:line="259" w:lineRule="auto"/>
+    </w:pPr>
+    <w:rPr>
+      <w:rFonts w:ascii="Times New Roman" w:hAnsi="Times New Roman"/>
+      <w:kern w:val="0"/>
+      <w:sz w:val="26"/>
+      <w:szCs w:val="22"/>
+      <w14:ligatures w14:val="none"/>
+    </w:rPr>
+  </w:style>
+  <w:style w:type="paragraph" w:styleId="Heading1">
+    <w:name w:val="heading 1"/>
+    <w:basedOn w:val="Normal"/>
+    <w:next w:val="Normal"/>
+    <w:link w:val="Heading1Char"/>
+    <w:uiPriority w:val="9"/>
+    <w:qFormat/>
+    <w:rsid w:val="00E966F2"/>
+    <w:pPr>
+      <w:keepNext/>
+      <w:keepLines/>
+      <w:spacing w:before="360" w:after="80"/>
+      <w:outlineLvl w:val="0"/>
+    </w:pPr>
+    <w:rPr>
+      <w:rFonts w:asciiTheme="majorHAnsi" w:eastAsiaTheme="majorEastAsia" w:hAnsiTheme="majorHAnsi" w:cstheme="majorBidi"/>
+      <w:color w:val="0F4761" w:themeColor="accent1" w:themeShade="BF"/>
+      <w:sz w:val="40"/>
+      <w:szCs w:val="40"/>
+    </w:rPr>
+  </w:style>
+  <w:style w:type="paragraph" w:styleId="Heading2">
+    <w:name w:val="heading 2"/>
+    <w:basedOn w:val="Normal"/>
+    <w:next w:val="Normal"/>
+    <w:link w:val="Heading2Char"/>
+    <w:uiPriority w:val="9"/>
+    <w:semiHidden/>
+    <w:unhideWhenUsed/>
+    <w:qFormat/>
+    <w:rsid w:val="00E966F2"/>
+    <w:pPr>
+      <w:keepNext/>
+      <w:keepLines/>
+      <w:spacing w:before="160" w:after="80"/>
+      <w:outlineLvl w:val="1"/>
+    </w:pPr>
+    <w:rPr>
+      <w:rFonts w:asciiTheme="majorHAnsi" w:eastAsiaTheme="majorEastAsia" w:hAnsiTheme="majorHAnsi" w:cstheme="majorBidi"/>
+      <w:color w:val="0F4761" w:themeColor="accent1" w:themeShade="BF"/>
+      <w:sz w:val="32"/>
+      <w:szCs w:val="32"/>
+    </w:rPr>
+  </w:style>
+  <w:style w:type="paragraph" w:styleId="Heading3">
+    <w:name w:val="heading 3"/>
+    <w:basedOn w:val="Normal"/>
+    <w:next w:val="Normal"/>
+    <w:link w:val="Heading3Char"/>
+    <w:uiPriority w:val="9"/>
+    <w:semiHidden/>
+    <w:unhideWhenUsed/>
+    <w:qFormat/>
+    <w:rsid w:val="00E966F2"/>
+    <w:pPr>
+      <w:keepNext/>
+      <w:keepLines/>
+      <w:spacing w:before="160" w:after="80"/>
+      <w:outlineLvl w:val="2"/>
+    </w:pPr>
+    <w:rPr>
+      <w:rFonts w:eastAsiaTheme="majorEastAsia" w:cstheme="majorBidi"/>
+      <w:color w:val="0F4761" w:themeColor="accent1" w:themeShade="BF"/>
+      <w:sz w:val="28"/>
+      <w:szCs w:val="28"/>
+    </w:rPr>
+  </w:style>
+  <w:style w:type="paragraph" w:styleId="Heading4">
+    <w:name w:val="heading 4"/>
+    <w:basedOn w:val="Normal"/>
+    <w:next w:val="Normal"/>
+    <w:link w:val="Heading4Char"/>
+    <w:uiPriority w:val="9"/>
+    <w:semiHidden/>
+    <w:unhideWhenUsed/>
+    <w:qFormat/>
+    <w:rsid w:val="00E966F2"/>
+    <w:pPr>
+      <w:keepNext/>
+      <w:keepLines/>
+      <w:spacing w:before="80" w:after="40"/>
+      <w:outlineLvl w:val="3"/>
+    </w:pPr>
+    <w:rPr>
+      <w:rFonts w:eastAsiaTheme="majorEastAsia" w:cstheme="majorBidi"/>
+      <w:i/>
+      <w:iCs/>
+      <w:color w:val="0F4761" w:themeColor="accent1" w:themeShade="BF"/>
+    </w:rPr>
+  </w:style>
+  <w:style w:type="paragraph" w:styleId="Heading5">
+    <w:name w:val="heading 5"/>
+    <w:basedOn w:val="Normal"/>
+    <w:next w:val="Normal"/>
+    <w:link w:val="Heading5Char"/>
+    <w:uiPriority w:val="9"/>
+    <w:semiHidden/>
+    <w:unhideWhenUsed/>
+    <w:qFormat/>
+    <w:rsid w:val="00E966F2"/>
+    <w:pPr>
+      <w:keepNext/>
+      <w:keepLines/>
+      <w:spacing w:before="80" w:after="40"/>
+      <w:outlineLvl w:val="4"/>
+    </w:pPr>
+    <w:rPr>
+      <w:rFonts w:eastAsiaTheme="majorEastAsia" w:cstheme="majorBidi"/>
+      <w:color w:val="0F4761" w:themeColor="accent1" w:themeShade="BF"/>
+    </w:rPr>
+  </w:style>
+  <w:style w:type="paragraph" w:styleId="Heading6">
+    <w:name w:val="heading 6"/>
+    <w:basedOn w:val="Normal"/>
+    <w:next w:val="Normal"/>
+    <w:link w:val="Heading6Char"/>
+    <w:uiPriority w:val="9"/>
+    <w:semiHidden/>
+    <w:unhideWhenUsed/>
+    <w:qFormat/>
+    <w:rsid w:val="00E966F2"/>
+    <w:pPr>
+      <w:keepNext/>
+      <w:keepLines/>
+      <w:spacing w:before="40" w:after="0"/>
+      <w:outlineLvl w:val="5"/>
+    </w:pPr>
+    <w:rPr>
+      <w:rFonts w:eastAsiaTheme="majorEastAsia" w:cstheme="majorBidi"/>
+      <w:i/>
+      <w:iCs/>
+      <w:color w:val="595959" w:themeColor="text1" w:themeTint="A6"/>
+    </w:rPr>
+  </w:style>
+  <w:style w:type="paragraph" w:styleId="Heading7">
+    <w:name w:val="heading 7"/>
+    <w:basedOn w:val="Normal"/>
+    <w:next w:val="Normal"/>
+    <w:link w:val="Heading7Char"/>
+    <w:uiPriority w:val="9"/>
+    <w:semiHidden/>
+    <w:unhideWhenUsed/>
+    <w:qFormat/>
+    <w:rsid w:val="00E966F2"/>
+    <w:pPr>
+      <w:keepNext/>
+      <w:keepLines/>
+      <w:spacing w:before="40" w:after="0"/>
+      <w:outlineLvl w:val="6"/>
+    </w:pPr>
+    <w:rPr>
+      <w:rFonts w:eastAsiaTheme="majorEastAsia" w:cstheme="majorBidi"/>
+      <w:color w:val="595959" w:themeColor="text1" w:themeTint="A6"/>
+    </w:rPr>
+  </w:style>
+  <w:style w:type="paragraph" w:styleId="Heading8">
+    <w:name w:val="heading 8"/>
+    <w:basedOn w:val="Normal"/>
+    <w:next w:val="Normal"/>
+    <w:link w:val="Heading8Char"/>
+    <w:uiPriority w:val="9"/>
+    <w:semiHidden/>
+    <w:unhideWhenUsed/>
+    <w:qFormat/>
+    <w:rsid w:val="00E966F2"/>
+    <w:pPr>
+      <w:keepNext/>
+      <w:keepLines/>
+      <w:spacing w:after="0"/>
+      <w:outlineLvl w:val="7"/>
+    </w:pPr>
+    <w:rPr>
+      <w:rFonts w:eastAsiaTheme="majorEastAsia" w:cstheme="majorBidi"/>
+      <w:i/>
+      <w:iCs/>
+      <w:color w:val="272727" w:themeColor="text1" w:themeTint="D8"/>
+    </w:rPr>
+  </w:style>
+  <w:style w:type="paragraph" w:styleId="Heading9">
+    <w:name w:val="heading 9"/>
+    <w:basedOn w:val="Normal"/>
+    <w:next w:val="Normal"/>
+    <w:link w:val="Heading9Char"/>
+    <w:uiPriority w:val="9"/>
+    <w:semiHidden/>
+    <w:unhideWhenUsed/>
+    <w:qFormat/>
+    <w:rsid w:val="00E966F2"/>
+    <w:pPr>
+      <w:keepNext/>
+      <w:keepLines/>
+      <w:spacing w:after="0"/>
+      <w:outlineLvl w:val="8"/>
+    </w:pPr>
+    <w:rPr>
+      <w:rFonts w:eastAsiaTheme="majorEastAsia" w:cstheme="majorBidi"/>
+      <w:color w:val="272727" w:themeColor="text1" w:themeTint="D8"/>
+    </w:rPr>
   </w:style>
   <w:style w:type="character" w:default="1" w:styleId="DefaultParagraphFont">
     <w:name w:val="Default Paragraph Font"/>
@@ -3681,14 +3377,311 @@
     <w:semiHidden/>
     <w:unhideWhenUsed/>
   </w:style>
+  <w:style w:type="character" w:customStyle="1" w:styleId="Heading1Char">
+    <w:name w:val="Heading 1 Char"/>
+    <w:basedOn w:val="DefaultParagraphFont"/>
+    <w:link w:val="Heading1"/>
+    <w:uiPriority w:val="9"/>
+    <w:rsid w:val="00E966F2"/>
+    <w:rPr>
+      <w:rFonts w:asciiTheme="majorHAnsi" w:eastAsiaTheme="majorEastAsia" w:hAnsiTheme="majorHAnsi" w:cstheme="majorBidi"/>
+      <w:color w:val="0F4761" w:themeColor="accent1" w:themeShade="BF"/>
+      <w:sz w:val="40"/>
+      <w:szCs w:val="40"/>
+    </w:rPr>
+  </w:style>
+  <w:style w:type="character" w:customStyle="1" w:styleId="Heading2Char">
+    <w:name w:val="Heading 2 Char"/>
+    <w:basedOn w:val="DefaultParagraphFont"/>
+    <w:link w:val="Heading2"/>
+    <w:uiPriority w:val="9"/>
+    <w:semiHidden/>
+    <w:rsid w:val="00E966F2"/>
+    <w:rPr>
+      <w:rFonts w:asciiTheme="majorHAnsi" w:eastAsiaTheme="majorEastAsia" w:hAnsiTheme="majorHAnsi" w:cstheme="majorBidi"/>
+      <w:color w:val="0F4761" w:themeColor="accent1" w:themeShade="BF"/>
+      <w:sz w:val="32"/>
+      <w:szCs w:val="32"/>
+    </w:rPr>
+  </w:style>
+  <w:style w:type="character" w:customStyle="1" w:styleId="Heading3Char">
+    <w:name w:val="Heading 3 Char"/>
+    <w:basedOn w:val="DefaultParagraphFont"/>
+    <w:link w:val="Heading3"/>
+    <w:uiPriority w:val="9"/>
+    <w:semiHidden/>
+    <w:rsid w:val="00E966F2"/>
+    <w:rPr>
+      <w:rFonts w:eastAsiaTheme="majorEastAsia" w:cstheme="majorBidi"/>
+      <w:color w:val="0F4761" w:themeColor="accent1" w:themeShade="BF"/>
+      <w:sz w:val="28"/>
+      <w:szCs w:val="28"/>
+    </w:rPr>
+  </w:style>
+  <w:style w:type="character" w:customStyle="1" w:styleId="Heading4Char">
+    <w:name w:val="Heading 4 Char"/>
+    <w:basedOn w:val="DefaultParagraphFont"/>
+    <w:link w:val="Heading4"/>
+    <w:uiPriority w:val="9"/>
+    <w:semiHidden/>
+    <w:rsid w:val="00E966F2"/>
+    <w:rPr>
+      <w:rFonts w:eastAsiaTheme="majorEastAsia" w:cstheme="majorBidi"/>
+      <w:i/>
+      <w:iCs/>
+      <w:color w:val="0F4761" w:themeColor="accent1" w:themeShade="BF"/>
+    </w:rPr>
+  </w:style>
+  <w:style w:type="character" w:customStyle="1" w:styleId="Heading5Char">
+    <w:name w:val="Heading 5 Char"/>
+    <w:basedOn w:val="DefaultParagraphFont"/>
+    <w:link w:val="Heading5"/>
+    <w:uiPriority w:val="9"/>
+    <w:semiHidden/>
+    <w:rsid w:val="00E966F2"/>
+    <w:rPr>
+      <w:rFonts w:eastAsiaTheme="majorEastAsia" w:cstheme="majorBidi"/>
+      <w:color w:val="0F4761" w:themeColor="accent1" w:themeShade="BF"/>
+    </w:rPr>
+  </w:style>
+  <w:style w:type="character" w:customStyle="1" w:styleId="Heading6Char">
+    <w:name w:val="Heading 6 Char"/>
+    <w:basedOn w:val="DefaultParagraphFont"/>
+    <w:link w:val="Heading6"/>
+    <w:uiPriority w:val="9"/>
+    <w:semiHidden/>
+    <w:rsid w:val="00E966F2"/>
+    <w:rPr>
+      <w:rFonts w:eastAsiaTheme="majorEastAsia" w:cstheme="majorBidi"/>
+      <w:i/>
+      <w:iCs/>
+      <w:color w:val="595959" w:themeColor="text1" w:themeTint="A6"/>
+    </w:rPr>
+  </w:style>
+  <w:style w:type="character" w:customStyle="1" w:styleId="Heading7Char">
+    <w:name w:val="Heading 7 Char"/>
+    <w:basedOn w:val="DefaultParagraphFont"/>
+    <w:link w:val="Heading7"/>
+    <w:uiPriority w:val="9"/>
+    <w:semiHidden/>
+    <w:rsid w:val="00E966F2"/>
+    <w:rPr>
+      <w:rFonts w:eastAsiaTheme="majorEastAsia" w:cstheme="majorBidi"/>
+      <w:color w:val="595959" w:themeColor="text1" w:themeTint="A6"/>
+    </w:rPr>
+  </w:style>
+  <w:style w:type="character" w:customStyle="1" w:styleId="Heading8Char">
+    <w:name w:val="Heading 8 Char"/>
+    <w:basedOn w:val="DefaultParagraphFont"/>
+    <w:link w:val="Heading8"/>
+    <w:uiPriority w:val="9"/>
+    <w:semiHidden/>
+    <w:rsid w:val="00E966F2"/>
+    <w:rPr>
+      <w:rFonts w:eastAsiaTheme="majorEastAsia" w:cstheme="majorBidi"/>
+      <w:i/>
+      <w:iCs/>
+      <w:color w:val="272727" w:themeColor="text1" w:themeTint="D8"/>
+    </w:rPr>
+  </w:style>
+  <w:style w:type="character" w:customStyle="1" w:styleId="Heading9Char">
+    <w:name w:val="Heading 9 Char"/>
+    <w:basedOn w:val="DefaultParagraphFont"/>
+    <w:link w:val="Heading9"/>
+    <w:uiPriority w:val="9"/>
+    <w:semiHidden/>
+    <w:rsid w:val="00E966F2"/>
+    <w:rPr>
+      <w:rFonts w:eastAsiaTheme="majorEastAsia" w:cstheme="majorBidi"/>
+      <w:color w:val="272727" w:themeColor="text1" w:themeTint="D8"/>
+    </w:rPr>
+  </w:style>
+  <w:style w:type="paragraph" w:styleId="Title">
+    <w:name w:val="Title"/>
+    <w:basedOn w:val="Normal"/>
+    <w:next w:val="Normal"/>
+    <w:link w:val="TitleChar"/>
+    <w:uiPriority w:val="10"/>
+    <w:qFormat/>
+    <w:rsid w:val="00E966F2"/>
+    <w:pPr>
+      <w:spacing w:after="80" w:line="240" w:lineRule="auto"/>
+      <w:contextualSpacing/>
+    </w:pPr>
+    <w:rPr>
+      <w:rFonts w:asciiTheme="majorHAnsi" w:eastAsiaTheme="majorEastAsia" w:hAnsiTheme="majorHAnsi" w:cstheme="majorBidi"/>
+      <w:spacing w:val="-10"/>
+      <w:kern w:val="28"/>
+      <w:sz w:val="56"/>
+      <w:szCs w:val="56"/>
+    </w:rPr>
+  </w:style>
+  <w:style w:type="character" w:customStyle="1" w:styleId="TitleChar">
+    <w:name w:val="Title Char"/>
+    <w:basedOn w:val="DefaultParagraphFont"/>
+    <w:link w:val="Title"/>
+    <w:uiPriority w:val="10"/>
+    <w:rsid w:val="00E966F2"/>
+    <w:rPr>
+      <w:rFonts w:asciiTheme="majorHAnsi" w:eastAsiaTheme="majorEastAsia" w:hAnsiTheme="majorHAnsi" w:cstheme="majorBidi"/>
+      <w:spacing w:val="-10"/>
+      <w:kern w:val="28"/>
+      <w:sz w:val="56"/>
+      <w:szCs w:val="56"/>
+    </w:rPr>
+  </w:style>
+  <w:style w:type="paragraph" w:styleId="Subtitle">
+    <w:name w:val="Subtitle"/>
+    <w:basedOn w:val="Normal"/>
+    <w:next w:val="Normal"/>
+    <w:link w:val="SubtitleChar"/>
+    <w:uiPriority w:val="11"/>
+    <w:qFormat/>
+    <w:rsid w:val="00E966F2"/>
+    <w:pPr>
+      <w:numPr>
+        <w:ilvl w:val="1"/>
+      </w:numPr>
+    </w:pPr>
+    <w:rPr>
+      <w:rFonts w:eastAsiaTheme="majorEastAsia" w:cstheme="majorBidi"/>
+      <w:color w:val="595959" w:themeColor="text1" w:themeTint="A6"/>
+      <w:spacing w:val="15"/>
+      <w:sz w:val="28"/>
+      <w:szCs w:val="28"/>
+    </w:rPr>
+  </w:style>
+  <w:style w:type="character" w:customStyle="1" w:styleId="SubtitleChar">
+    <w:name w:val="Subtitle Char"/>
+    <w:basedOn w:val="DefaultParagraphFont"/>
+    <w:link w:val="Subtitle"/>
+    <w:uiPriority w:val="11"/>
+    <w:rsid w:val="00E966F2"/>
+    <w:rPr>
+      <w:rFonts w:eastAsiaTheme="majorEastAsia" w:cstheme="majorBidi"/>
+      <w:color w:val="595959" w:themeColor="text1" w:themeTint="A6"/>
+      <w:spacing w:val="15"/>
+      <w:sz w:val="28"/>
+      <w:szCs w:val="28"/>
+    </w:rPr>
+  </w:style>
+  <w:style w:type="paragraph" w:styleId="Quote">
+    <w:name w:val="Quote"/>
+    <w:basedOn w:val="Normal"/>
+    <w:next w:val="Normal"/>
+    <w:link w:val="QuoteChar"/>
+    <w:uiPriority w:val="29"/>
+    <w:qFormat/>
+    <w:rsid w:val="00E966F2"/>
+    <w:pPr>
+      <w:spacing w:before="160"/>
+      <w:jc w:val="center"/>
+    </w:pPr>
+    <w:rPr>
+      <w:i/>
+      <w:iCs/>
+      <w:color w:val="404040" w:themeColor="text1" w:themeTint="BF"/>
+    </w:rPr>
+  </w:style>
+  <w:style w:type="character" w:customStyle="1" w:styleId="QuoteChar">
+    <w:name w:val="Quote Char"/>
+    <w:basedOn w:val="DefaultParagraphFont"/>
+    <w:link w:val="Quote"/>
+    <w:uiPriority w:val="29"/>
+    <w:rsid w:val="00E966F2"/>
+    <w:rPr>
+      <w:i/>
+      <w:iCs/>
+      <w:color w:val="404040" w:themeColor="text1" w:themeTint="BF"/>
+    </w:rPr>
+  </w:style>
+  <w:style w:type="paragraph" w:styleId="ListParagraph">
+    <w:name w:val="List Paragraph"/>
+    <w:basedOn w:val="Normal"/>
+    <w:uiPriority w:val="34"/>
+    <w:qFormat/>
+    <w:rsid w:val="00E966F2"/>
+    <w:pPr>
+      <w:ind w:left="720"/>
+      <w:contextualSpacing/>
+    </w:pPr>
+  </w:style>
+  <w:style w:type="character" w:styleId="IntenseEmphasis">
+    <w:name w:val="Intense Emphasis"/>
+    <w:basedOn w:val="DefaultParagraphFont"/>
+    <w:uiPriority w:val="21"/>
+    <w:qFormat/>
+    <w:rsid w:val="00E966F2"/>
+    <w:rPr>
+      <w:i/>
+      <w:iCs/>
+      <w:color w:val="0F4761" w:themeColor="accent1" w:themeShade="BF"/>
+    </w:rPr>
+  </w:style>
+  <w:style w:type="paragraph" w:styleId="IntenseQuote">
+    <w:name w:val="Intense Quote"/>
+    <w:basedOn w:val="Normal"/>
+    <w:next w:val="Normal"/>
+    <w:link w:val="IntenseQuoteChar"/>
+    <w:uiPriority w:val="30"/>
+    <w:qFormat/>
+    <w:rsid w:val="00E966F2"/>
+    <w:pPr>
+      <w:pBdr>
+        <w:top w:val="single" w:sz="4" w:space="10" w:color="0F4761" w:themeColor="accent1" w:themeShade="BF"/>
+        <w:bottom w:val="single" w:sz="4" w:space="10" w:color="0F4761" w:themeColor="accent1" w:themeShade="BF"/>
+      </w:pBdr>
+      <w:spacing w:before="360" w:after="360"/>
+      <w:ind w:left="864" w:right="864"/>
+      <w:jc w:val="center"/>
+    </w:pPr>
+    <w:rPr>
+      <w:i/>
+      <w:iCs/>
+      <w:color w:val="0F4761" w:themeColor="accent1" w:themeShade="BF"/>
+    </w:rPr>
+  </w:style>
+  <w:style w:type="character" w:customStyle="1" w:styleId="IntenseQuoteChar">
+    <w:name w:val="Intense Quote Char"/>
+    <w:basedOn w:val="DefaultParagraphFont"/>
+    <w:link w:val="IntenseQuote"/>
+    <w:uiPriority w:val="30"/>
+    <w:rsid w:val="00E966F2"/>
+    <w:rPr>
+      <w:i/>
+      <w:iCs/>
+      <w:color w:val="0F4761" w:themeColor="accent1" w:themeShade="BF"/>
+    </w:rPr>
+  </w:style>
+  <w:style w:type="character" w:styleId="IntenseReference">
+    <w:name w:val="Intense Reference"/>
+    <w:basedOn w:val="DefaultParagraphFont"/>
+    <w:uiPriority w:val="32"/>
+    <w:qFormat/>
+    <w:rsid w:val="00E966F2"/>
+    <w:rPr>
+      <w:b/>
+      <w:bCs/>
+      <w:smallCaps/>
+      <w:color w:val="0F4761" w:themeColor="accent1" w:themeShade="BF"/>
+      <w:spacing w:val="5"/>
+    </w:rPr>
+  </w:style>
   <w:style w:type="table" w:styleId="TableGrid">
     <w:name w:val="Table Grid"/>
     <w:basedOn w:val="TableNormal"/>
     <w:uiPriority w:val="39"/>
-    <w:rsid w:val="00A027CD"/>
+    <w:rsid w:val="00460F55"/>
     <w:pPr>
       <w:spacing w:after="0" w:line="240" w:lineRule="auto"/>
     </w:pPr>
+    <w:rPr>
+      <w:rFonts w:ascii="Times New Roman" w:hAnsi="Times New Roman"/>
+      <w:kern w:val="0"/>
+      <w:sz w:val="26"/>
+      <w:szCs w:val="22"/>
+      <w14:ligatures w14:val="none"/>
+    </w:rPr>
     <w:tblPr>
       <w:tblBorders>
         <w:top w:val="single" w:sz="4" w:space="0" w:color="auto"/>
@@ -3699,17 +3692,6 @@
         <w:insideV w:val="single" w:sz="4" w:space="0" w:color="auto"/>
       </w:tblBorders>
     </w:tblPr>
-  </w:style>
-  <w:style w:type="paragraph" w:styleId="ListParagraph">
-    <w:name w:val="List Paragraph"/>
-    <w:basedOn w:val="Normal"/>
-    <w:uiPriority w:val="34"/>
-    <w:qFormat/>
-    <w:rsid w:val="001D62DC"/>
-    <w:pPr>
-      <w:ind w:left="720"/>
-      <w:contextualSpacing/>
-    </w:pPr>
   </w:style>
 </w:styles>
 </file>
@@ -3725,39 +3707,39 @@
         <a:sysClr val="window" lastClr="FFFFFF"/>
       </a:lt1>
       <a:dk2>
-        <a:srgbClr val="44546A"/>
+        <a:srgbClr val="0E2841"/>
       </a:dk2>
       <a:lt2>
-        <a:srgbClr val="E7E6E6"/>
+        <a:srgbClr val="E8E8E8"/>
       </a:lt2>
       <a:accent1>
-        <a:srgbClr val="5B9BD5"/>
+        <a:srgbClr val="156082"/>
       </a:accent1>
       <a:accent2>
-        <a:srgbClr val="ED7D31"/>
+        <a:srgbClr val="E97132"/>
       </a:accent2>
       <a:accent3>
-        <a:srgbClr val="A5A5A5"/>
+        <a:srgbClr val="196B24"/>
       </a:accent3>
       <a:accent4>
-        <a:srgbClr val="FFC000"/>
+        <a:srgbClr val="0F9ED5"/>
       </a:accent4>
       <a:accent5>
-        <a:srgbClr val="4472C4"/>
+        <a:srgbClr val="A02B93"/>
       </a:accent5>
       <a:accent6>
-        <a:srgbClr val="70AD47"/>
+        <a:srgbClr val="4EA72E"/>
       </a:accent6>
       <a:hlink>
-        <a:srgbClr val="0563C1"/>
+        <a:srgbClr val="467886"/>
       </a:hlink>
       <a:folHlink>
-        <a:srgbClr val="954F72"/>
+        <a:srgbClr val="96607D"/>
       </a:folHlink>
     </a:clrScheme>
     <a:fontScheme name="Office">
       <a:majorFont>
-        <a:latin typeface="Calibri Light" panose="020F0302020204030204"/>
+        <a:latin typeface="Aptos Display" panose="02110004020202020204"/>
         <a:ea typeface=""/>
         <a:cs typeface=""/>
         <a:font script="Jpan" typeface="游ゴシック Light"/>
@@ -3790,9 +3772,26 @@
         <a:font script="Viet" typeface="Times New Roman"/>
         <a:font script="Uigh" typeface="Microsoft Uighur"/>
         <a:font script="Geor" typeface="Sylfaen"/>
+        <a:font script="Armn" typeface="Arial"/>
+        <a:font script="Bugi" typeface="Leelawadee UI"/>
+        <a:font script="Bopo" typeface="Microsoft JhengHei"/>
+        <a:font script="Java" typeface="Javanese Text"/>
+        <a:font script="Lisu" typeface="Segoe UI"/>
+        <a:font script="Mymr" typeface="Myanmar Text"/>
+        <a:font script="Nkoo" typeface="Ebrima"/>
+        <a:font script="Olck" typeface="Nirmala UI"/>
+        <a:font script="Osma" typeface="Ebrima"/>
+        <a:font script="Phag" typeface="Phagspa"/>
+        <a:font script="Syrn" typeface="Estrangelo Edessa"/>
+        <a:font script="Syrj" typeface="Estrangelo Edessa"/>
+        <a:font script="Syre" typeface="Estrangelo Edessa"/>
+        <a:font script="Sora" typeface="Nirmala UI"/>
+        <a:font script="Tale" typeface="Microsoft Tai Le"/>
+        <a:font script="Talu" typeface="Microsoft New Tai Lue"/>
+        <a:font script="Tfng" typeface="Ebrima"/>
       </a:majorFont>
       <a:minorFont>
-        <a:latin typeface="Calibri" panose="020F0502020204030204"/>
+        <a:latin typeface="Aptos" panose="02110004020202020204"/>
         <a:ea typeface=""/>
         <a:cs typeface=""/>
         <a:font script="Jpan" typeface="游明朝"/>
@@ -3825,6 +3824,23 @@
         <a:font script="Viet" typeface="Arial"/>
         <a:font script="Uigh" typeface="Microsoft Uighur"/>
         <a:font script="Geor" typeface="Sylfaen"/>
+        <a:font script="Armn" typeface="Arial"/>
+        <a:font script="Bugi" typeface="Leelawadee UI"/>
+        <a:font script="Bopo" typeface="Microsoft JhengHei"/>
+        <a:font script="Java" typeface="Javanese Text"/>
+        <a:font script="Lisu" typeface="Segoe UI"/>
+        <a:font script="Mymr" typeface="Myanmar Text"/>
+        <a:font script="Nkoo" typeface="Ebrima"/>
+        <a:font script="Olck" typeface="Nirmala UI"/>
+        <a:font script="Osma" typeface="Ebrima"/>
+        <a:font script="Phag" typeface="Phagspa"/>
+        <a:font script="Syrn" typeface="Estrangelo Edessa"/>
+        <a:font script="Syrj" typeface="Estrangelo Edessa"/>
+        <a:font script="Syre" typeface="Estrangelo Edessa"/>
+        <a:font script="Sora" typeface="Nirmala UI"/>
+        <a:font script="Tale" typeface="Microsoft Tai Le"/>
+        <a:font script="Talu" typeface="Microsoft New Tai Lue"/>
+        <a:font script="Tfng" typeface="Ebrima"/>
       </a:minorFont>
     </a:fontScheme>
     <a:fmtScheme name="Office">
@@ -3886,13 +3902,6 @@
         </a:gradFill>
       </a:fillStyleLst>
       <a:lnStyleLst>
-        <a:ln w="6350" cap="flat" cmpd="sng" algn="ctr">
-          <a:solidFill>
-            <a:schemeClr val="phClr"/>
-          </a:solidFill>
-          <a:prstDash val="solid"/>
-          <a:miter lim="800000"/>
-        </a:ln>
         <a:ln w="12700" cap="flat" cmpd="sng" algn="ctr">
           <a:solidFill>
             <a:schemeClr val="phClr"/>
@@ -3901,6 +3910,13 @@
           <a:miter lim="800000"/>
         </a:ln>
         <a:ln w="19050" cap="flat" cmpd="sng" algn="ctr">
+          <a:solidFill>
+            <a:schemeClr val="phClr"/>
+          </a:solidFill>
+          <a:prstDash val="solid"/>
+          <a:miter lim="800000"/>
+        </a:ln>
+        <a:ln w="25400" cap="flat" cmpd="sng" algn="ctr">
           <a:solidFill>
             <a:schemeClr val="phClr"/>
           </a:solidFill>
@@ -3965,11 +3981,31 @@
       </a:bgFillStyleLst>
     </a:fmtScheme>
   </a:themeElements>
-  <a:objectDefaults/>
+  <a:objectDefaults>
+    <a:lnDef>
+      <a:spPr/>
+      <a:bodyPr/>
+      <a:lstStyle/>
+      <a:style>
+        <a:lnRef idx="2">
+          <a:schemeClr val="accent1"/>
+        </a:lnRef>
+        <a:fillRef idx="0">
+          <a:schemeClr val="accent1"/>
+        </a:fillRef>
+        <a:effectRef idx="1">
+          <a:schemeClr val="accent1"/>
+        </a:effectRef>
+        <a:fontRef idx="minor">
+          <a:schemeClr val="tx1"/>
+        </a:fontRef>
+      </a:style>
+    </a:lnDef>
+  </a:objectDefaults>
   <a:extraClrSchemeLst/>
   <a:extLst>
     <a:ext uri="{05A4C25C-085E-4340-85A3-A5531E510DB2}">
-      <thm15:themeFamily xmlns:thm15="http://schemas.microsoft.com/office/thememl/2012/main" name="Office Theme" id="{62F939B6-93AF-4DB8-9C6B-D6C7DFDC589F}" vid="{4A3C46E8-61CC-4603-A589-7422A47A8E4A}"/>
+      <thm15:themeFamily xmlns:thm15="http://schemas.microsoft.com/office/thememl/2012/main" name="Office Theme" id="{2E142A2C-CD16-42D6-873A-C26D2A0506FA}" vid="{1BDDFF52-6CD6-40A5-AB3C-68EB2F1E4D0A}"/>
     </a:ext>
   </a:extLst>
 </a:theme>

--- a/Tuần 3/PhieuBCHT_Nhom12.docx
+++ b/Tuần 3/PhieuBCHT_Nhom12.docx
@@ -500,7 +500,13 @@
           </w:p>
           <w:p>
             <w:r>
-              <w:t>- Thiết kế và thử nghiệm mô hình mạng an toàn cho công ty cổ phần kỹ thuật và dịch vụ Trung Anh (Đỗ Đức Anh, Phan Trường Giang, Văn Chí Hùng)</w:t>
+              <w:t>- Thiết kế</w:t>
+            </w:r>
+            <w:r>
+              <w:t xml:space="preserve"> kịch bản</w:t>
+            </w:r>
+            <w:r>
+              <w:t xml:space="preserve"> và thử nghiệm mô hình mạng an toàn cho công ty cổ phần kỹ thuật và dịch vụ Trung Anh (Đỗ Đức Anh, Phan Trường Giang, Văn Chí Hùng)</w:t>
             </w:r>
           </w:p>
         </w:tc>
@@ -586,7 +592,36 @@
           </w:p>
           <w:p>
             <w:r>
-              <w:t>- Tiến hành thực nghiệm mô hình mạng an toàn cho công ty cổ phần kỹ thuật và dịch vụ Trung Anh (Đỗ Đức Anh, Phan Trường Giang, Văn Chí Hùng).</w:t>
+              <w:t>- Kịch bản 1: Phạm Quang Trung</w:t>
+            </w:r>
+          </w:p>
+          <w:p>
+            <w:r>
+              <w:t>- Kịch bản 2: Đặng Minh Thịnh</w:t>
+            </w:r>
+          </w:p>
+          <w:p>
+            <w:r>
+              <w:t>- Kịch bản 3: Văn Chí Hùng</w:t>
+            </w:r>
+          </w:p>
+          <w:p>
+            <w:r>
+              <w:t>- Kịch bản 4,5: Phan Trường Giang</w:t>
+            </w:r>
+          </w:p>
+          <w:p>
+            <w:r>
+              <w:t>- Kịch bản 6,7: Đỗ Đức Anh</w:t>
+            </w:r>
+          </w:p>
+          <w:p>
+            <w:r>
+              <w:t xml:space="preserve">- Tiến hành thực nghiệm mô hình mạng an toàn cho công ty cổ phần kỹ thuật và dịch vụ </w:t>
+            </w:r>
+            <w:r>
+              <w:lastRenderedPageBreak/>
+              <w:t>Trung Anh (Đỗ Đức Anh, Phan Trường Giang, Văn Chí Hùng).</w:t>
             </w:r>
           </w:p>
         </w:tc>
@@ -643,7 +678,6 @@
           </w:p>
           <w:p>
             <w:r>
-              <w:lastRenderedPageBreak/>
               <w:t>Phạm Quang Trung</w:t>
             </w:r>
           </w:p>
@@ -654,7 +688,6 @@
           </w:tcPr>
           <w:p>
             <w:r>
-              <w:lastRenderedPageBreak/>
               <w:t>- Tổng hợp kiến thức đã học trong quá trình thực hiện đề tài (Phan Trường Giang, Đỗ Đức Anh).</w:t>
             </w:r>
           </w:p>
@@ -665,7 +698,6 @@
           </w:p>
           <w:p>
             <w:r>
-              <w:lastRenderedPageBreak/>
               <w:t>- Đề xuất về tính khả thi của đề tài (Đặng Minh Thịnh)</w:t>
             </w:r>
           </w:p>
